--- a/outputs/weekly/2026-W40_當週鐵人新知與文章整理.docx
+++ b/outputs/weekly/2026-W40_當週鐵人新知與文章整理.docx
@@ -27,7 +27,7 @@
           <w:color w:val="555555"/>
           <w:sz w:val="19"/>
         </w:rPr>
-        <w:t>彙整時間：2026-09-28 09:00:19　｜　時間範圍：過去 7 天</w:t>
+        <w:t>彙整時間：2026-09-28 15:47:40　｜　時間範圍：過去 7 天</w:t>
         <w:br/>
         <w:t>來源網站：Slowtwitch, Triathlete, 220 Triathlon, TrainingPeaks, Joe Friel</w:t>
       </w:r>
@@ -262,48 +262,6 @@
     <w:p>
       <w:pPr>
         <w:keepNext/>
-        <w:spacing w:before="160" w:after="40"/>
-      </w:pPr>
-      <w:r>
-        <w:rPr>
-          <w:rFonts w:ascii="Calibri" w:hAnsi="Calibri" w:eastAsia="Microsoft JhengHei"/>
-          <w:b/>
-          <w:color w:val="595959"/>
-          <w:sz w:val="19"/>
-        </w:rPr>
-        <w:t xml:space="preserve">【220 Triathlon | 2026-09-21】 </w:t>
-      </w:r>
-      <w:hyperlink w:rId="rId16">
-        <w:r>
-          <w:rPr>
-            <w:color w:val="1F4D78"/>
-            <w:u w:val="single"/>
-            <w:b/>
-            <w:rFonts w:ascii="Calibri" w:hAnsi="Calibri" w:eastAsia="Microsoft JhengHei"/>
-            <w:sz w:val="22"/>
-          </w:rPr>
-          <w:t>What are the best swimming goggles? Swim coach tests the top 11 options for pool and open-water swims</w:t>
-        </w:r>
-      </w:hyperlink>
-    </w:p>
-    <w:p>
-      <w:pPr>
-        <w:spacing w:after="200"/>
-        <w:ind w:left="360"/>
-      </w:pPr>
-      <w:r>
-        <w:rPr>
-          <w:rFonts w:ascii="Calibri" w:hAnsi="Calibri" w:eastAsia="Microsoft JhengHei"/>
-          <w:b w:val="0"/>
-          <w:color w:val="444444"/>
-          <w:sz w:val="19"/>
-        </w:rPr>
-        <w:t>Swim with clarity and in comfort with a set of these tried-and-tested swimming goggles. I'm an open-water swim coach and I've reviewed the 10 of the best goggles, here's my verdict...</w:t>
-      </w:r>
-    </w:p>
-    <w:p>
-      <w:pPr>
-        <w:keepNext/>
         <w:spacing w:before="320" w:after="160"/>
       </w:pPr>
       <w:r>
@@ -330,7 +288,7 @@
         </w:rPr>
         <w:t xml:space="preserve">【220 Triathlon | 2026-09-27】 </w:t>
       </w:r>
-      <w:hyperlink w:rId="rId17">
+      <w:hyperlink w:rId="rId16">
         <w:r>
           <w:rPr>
             <w:color w:val="1F4D78"/>
@@ -372,7 +330,7 @@
         </w:rPr>
         <w:t xml:space="preserve">【Slowtwitch | 2026-09-26】 </w:t>
       </w:r>
-      <w:hyperlink w:rId="rId18">
+      <w:hyperlink w:rId="rId17">
         <w:r>
           <w:rPr>
             <w:color w:val="1F4D78"/>
@@ -416,7 +374,7 @@
         </w:rPr>
         <w:t xml:space="preserve">【220 Triathlon | 2026-09-25】 </w:t>
       </w:r>
-      <w:hyperlink w:rId="rId19">
+      <w:hyperlink w:rId="rId18">
         <w:r>
           <w:rPr>
             <w:color w:val="1F4D78"/>
@@ -458,7 +416,7 @@
         </w:rPr>
         <w:t xml:space="preserve">【Triathlete Magazine | 2026-09-24】 </w:t>
       </w:r>
-      <w:hyperlink w:rId="rId20">
+      <w:hyperlink w:rId="rId19">
         <w:r>
           <w:rPr>
             <w:color w:val="1F4D78"/>
@@ -502,7 +460,7 @@
         </w:rPr>
         <w:t xml:space="preserve">【220 Triathlon | 2026-09-24】 </w:t>
       </w:r>
-      <w:hyperlink w:rId="rId21">
+      <w:hyperlink w:rId="rId20">
         <w:r>
           <w:rPr>
             <w:color w:val="1F4D78"/>
@@ -544,7 +502,7 @@
         </w:rPr>
         <w:t xml:space="preserve">【220 Triathlon | 2026-09-23】 </w:t>
       </w:r>
-      <w:hyperlink w:rId="rId22">
+      <w:hyperlink w:rId="rId21">
         <w:r>
           <w:rPr>
             <w:color w:val="1F4D78"/>
@@ -586,7 +544,7 @@
         </w:rPr>
         <w:t xml:space="preserve">【Triathlete Magazine | 2026-09-23】 </w:t>
       </w:r>
-      <w:hyperlink w:rId="rId23">
+      <w:hyperlink w:rId="rId22">
         <w:r>
           <w:rPr>
             <w:color w:val="1F4D78"/>
@@ -630,7 +588,7 @@
         </w:rPr>
         <w:t xml:space="preserve">【220 Triathlon | 2026-09-23】 </w:t>
       </w:r>
-      <w:hyperlink w:rId="rId24">
+      <w:hyperlink w:rId="rId23">
         <w:r>
           <w:rPr>
             <w:color w:val="1F4D78"/>
@@ -672,7 +630,7 @@
         </w:rPr>
         <w:t xml:space="preserve">【220 Triathlon | 2026-09-22】 </w:t>
       </w:r>
-      <w:hyperlink w:rId="rId25">
+      <w:hyperlink w:rId="rId24">
         <w:r>
           <w:rPr>
             <w:color w:val="1F4D78"/>
@@ -714,7 +672,7 @@
         </w:rPr>
         <w:t xml:space="preserve">【220 Triathlon | 2026-09-22】 </w:t>
       </w:r>
-      <w:hyperlink w:rId="rId26">
+      <w:hyperlink w:rId="rId25">
         <w:r>
           <w:rPr>
             <w:color w:val="1F4D78"/>
@@ -756,7 +714,7 @@
         </w:rPr>
         <w:t xml:space="preserve">【Slowtwitch | 2026-09-22】 </w:t>
       </w:r>
-      <w:hyperlink w:rId="rId27">
+      <w:hyperlink w:rId="rId26">
         <w:r>
           <w:rPr>
             <w:color w:val="1F4D78"/>
@@ -800,7 +758,7 @@
         </w:rPr>
         <w:t xml:space="preserve">【Triathlete Magazine | 2026-09-22】 </w:t>
       </w:r>
-      <w:hyperlink w:rId="rId28">
+      <w:hyperlink w:rId="rId27">
         <w:r>
           <w:rPr>
             <w:color w:val="1F4D78"/>
@@ -844,7 +802,7 @@
         </w:rPr>
         <w:t xml:space="preserve">【220 Triathlon | 2026-09-21】 </w:t>
       </w:r>
-      <w:hyperlink w:rId="rId29">
+      <w:hyperlink w:rId="rId28">
         <w:r>
           <w:rPr>
             <w:color w:val="1F4D78"/>
@@ -901,7 +859,7 @@
         </w:rPr>
         <w:t xml:space="preserve">【Slowtwitch | 2026-09-28】 </w:t>
       </w:r>
-      <w:hyperlink w:rId="rId30">
+      <w:hyperlink w:rId="rId29">
         <w:r>
           <w:rPr>
             <w:color w:val="1F4D78"/>
@@ -945,7 +903,7 @@
         </w:rPr>
         <w:t xml:space="preserve">【Slowtwitch | 2026-09-23】 </w:t>
       </w:r>
-      <w:hyperlink w:rId="rId31">
+      <w:hyperlink w:rId="rId30">
         <w:r>
           <w:rPr>
             <w:color w:val="1F4D78"/>
@@ -1004,7 +962,7 @@
         </w:rPr>
         <w:t xml:space="preserve">【Triathlete Magazine | 2026-09-28】 </w:t>
       </w:r>
-      <w:hyperlink w:rId="rId32">
+      <w:hyperlink w:rId="rId31">
         <w:r>
           <w:rPr>
             <w:color w:val="1F4D78"/>
@@ -1048,7 +1006,7 @@
         </w:rPr>
         <w:t xml:space="preserve">【Slowtwitch | 2026-09-27】 </w:t>
       </w:r>
-      <w:hyperlink w:rId="rId33">
+      <w:hyperlink w:rId="rId32">
         <w:r>
           <w:rPr>
             <w:color w:val="1F4D78"/>
@@ -1092,7 +1050,7 @@
         </w:rPr>
         <w:t xml:space="preserve">【TrainingPeaks Blog | 2026-09-26】 </w:t>
       </w:r>
-      <w:hyperlink w:rId="rId34">
+      <w:hyperlink w:rId="rId33">
         <w:r>
           <w:rPr>
             <w:color w:val="1F4D78"/>
@@ -1134,7 +1092,7 @@
         </w:rPr>
         <w:t xml:space="preserve">【Slowtwitch | 2026-09-26】 </w:t>
       </w:r>
-      <w:hyperlink w:rId="rId35">
+      <w:hyperlink w:rId="rId34">
         <w:r>
           <w:rPr>
             <w:color w:val="1F4D78"/>
@@ -1178,7 +1136,7 @@
         </w:rPr>
         <w:t xml:space="preserve">【Slowtwitch | 2026-09-25】 </w:t>
       </w:r>
-      <w:hyperlink w:rId="rId36">
+      <w:hyperlink w:rId="rId35">
         <w:r>
           <w:rPr>
             <w:color w:val="1F4D78"/>
@@ -1222,7 +1180,7 @@
         </w:rPr>
         <w:t xml:space="preserve">【220 Triathlon | 2026-09-25】 </w:t>
       </w:r>
-      <w:hyperlink w:rId="rId37">
+      <w:hyperlink w:rId="rId36">
         <w:r>
           <w:rPr>
             <w:color w:val="1F4D78"/>
@@ -1264,7 +1222,7 @@
         </w:rPr>
         <w:t xml:space="preserve">【Triathlete Magazine | 2026-09-25】 </w:t>
       </w:r>
-      <w:hyperlink w:rId="rId38">
+      <w:hyperlink w:rId="rId37">
         <w:r>
           <w:rPr>
             <w:color w:val="1F4D78"/>
@@ -1306,7 +1264,7 @@
         </w:rPr>
         <w:t xml:space="preserve">【220 Triathlon | 2026-09-25】 </w:t>
       </w:r>
-      <w:hyperlink w:rId="rId39">
+      <w:hyperlink w:rId="rId38">
         <w:r>
           <w:rPr>
             <w:color w:val="1F4D78"/>
@@ -1348,7 +1306,7 @@
         </w:rPr>
         <w:t xml:space="preserve">【Slowtwitch | 2026-09-25】 </w:t>
       </w:r>
-      <w:hyperlink w:rId="rId40">
+      <w:hyperlink w:rId="rId39">
         <w:r>
           <w:rPr>
             <w:color w:val="1F4D78"/>
@@ -1392,7 +1350,7 @@
         </w:rPr>
         <w:t xml:space="preserve">【Triathlete Magazine | 2026-09-24】 </w:t>
       </w:r>
-      <w:hyperlink w:rId="rId41">
+      <w:hyperlink w:rId="rId40">
         <w:r>
           <w:rPr>
             <w:color w:val="1F4D78"/>
@@ -1436,7 +1394,7 @@
         </w:rPr>
         <w:t xml:space="preserve">【Slowtwitch | 2026-09-24】 </w:t>
       </w:r>
-      <w:hyperlink w:rId="rId42">
+      <w:hyperlink w:rId="rId41">
         <w:r>
           <w:rPr>
             <w:color w:val="1F4D78"/>
@@ -1480,7 +1438,7 @@
         </w:rPr>
         <w:t xml:space="preserve">【Triathlete Magazine | 2026-09-23】 </w:t>
       </w:r>
-      <w:hyperlink w:rId="rId43">
+      <w:hyperlink w:rId="rId42">
         <w:r>
           <w:rPr>
             <w:color w:val="1F4D78"/>
@@ -1524,7 +1482,7 @@
         </w:rPr>
         <w:t xml:space="preserve">【Slowtwitch | 2026-09-23】 </w:t>
       </w:r>
-      <w:hyperlink w:rId="rId44">
+      <w:hyperlink w:rId="rId43">
         <w:r>
           <w:rPr>
             <w:color w:val="1F4D78"/>
@@ -1568,7 +1526,7 @@
         </w:rPr>
         <w:t xml:space="preserve">【Triathlete Magazine | 2026-09-22】 </w:t>
       </w:r>
-      <w:hyperlink w:rId="rId45">
+      <w:hyperlink w:rId="rId44">
         <w:r>
           <w:rPr>
             <w:color w:val="1F4D78"/>
@@ -1612,7 +1570,7 @@
         </w:rPr>
         <w:t xml:space="preserve">【Triathlete Magazine | 2026-09-22】 </w:t>
       </w:r>
-      <w:hyperlink w:rId="rId46">
+      <w:hyperlink w:rId="rId45">
         <w:r>
           <w:rPr>
             <w:color w:val="1F4D78"/>
@@ -1656,7 +1614,7 @@
         </w:rPr>
         <w:t xml:space="preserve">【TrainingPeaks Blog | 2026-09-22】 </w:t>
       </w:r>
-      <w:hyperlink w:rId="rId47">
+      <w:hyperlink w:rId="rId46">
         <w:r>
           <w:rPr>
             <w:color w:val="1F4D78"/>
@@ -1700,7 +1658,7 @@
         </w:rPr>
         <w:t xml:space="preserve">【Triathlete Magazine | 2026-09-21】 </w:t>
       </w:r>
-      <w:hyperlink w:rId="rId48">
+      <w:hyperlink w:rId="rId47">
         <w:r>
           <w:rPr>
             <w:color w:val="1F4D78"/>
@@ -1742,7 +1700,7 @@
         </w:rPr>
         <w:t xml:space="preserve">【220 Triathlon | 2026-09-21】 </w:t>
       </w:r>
-      <w:hyperlink w:rId="rId49">
+      <w:hyperlink w:rId="rId48">
         <w:r>
           <w:rPr>
             <w:color w:val="1F4D78"/>
